--- a/module-5/Summers_5-2.docx
+++ b/module-5/Summers_5-2.docx
@@ -5,6 +5,50 @@
     <w:p>
       <w:r>
         <w:t>Sean Summers Assignment 5.2 April 16, 2026</w:t>
+      </w:r>
+    </w:p>
+    <w:p>
+      <w:r>
+        <w:t>https://github.com/Seans118/csd-310</w:t>
+      </w:r>
+    </w:p>
+    <w:p>
+      <w:r>
+        <w:drawing>
+          <wp:inline distT="0" distB="0" distL="0" distR="0" wp14:anchorId="0584BE1F" wp14:editId="6507BA78">
+            <wp:extent cx="5943600" cy="3515360"/>
+            <wp:effectExtent l="0" t="0" r="0" b="2540"/>
+            <wp:docPr id="799146212" name="Picture 1"/>
+            <wp:cNvGraphicFramePr>
+              <a:graphicFrameLocks xmlns:a="http://schemas.openxmlformats.org/drawingml/2006/main" noChangeAspect="1"/>
+            </wp:cNvGraphicFramePr>
+            <a:graphic xmlns:a="http://schemas.openxmlformats.org/drawingml/2006/main">
+              <a:graphicData uri="http://schemas.openxmlformats.org/drawingml/2006/picture">
+                <pic:pic xmlns:pic="http://schemas.openxmlformats.org/drawingml/2006/picture">
+                  <pic:nvPicPr>
+                    <pic:cNvPr id="799146212" name=""/>
+                    <pic:cNvPicPr/>
+                  </pic:nvPicPr>
+                  <pic:blipFill>
+                    <a:blip r:embed="rId4"/>
+                    <a:stretch>
+                      <a:fillRect/>
+                    </a:stretch>
+                  </pic:blipFill>
+                  <pic:spPr>
+                    <a:xfrm>
+                      <a:off x="0" y="0"/>
+                      <a:ext cx="5943600" cy="3515360"/>
+                    </a:xfrm>
+                    <a:prstGeom prst="rect">
+                      <a:avLst/>
+                    </a:prstGeom>
+                  </pic:spPr>
+                </pic:pic>
+              </a:graphicData>
+            </a:graphic>
+          </wp:inline>
+        </w:drawing>
       </w:r>
     </w:p>
     <w:p>
@@ -17,6 +61,7 @@
         <w:rPr>
           <w:noProof/>
         </w:rPr>
+        <w:lastRenderedPageBreak/>
         <w:drawing>
           <wp:inline distT="0" distB="0" distL="0" distR="0" wp14:anchorId="4E0C18A9" wp14:editId="7B568674">
             <wp:extent cx="5943600" cy="7258685"/>
@@ -33,7 +78,7 @@
                     <pic:cNvPicPr/>
                   </pic:nvPicPr>
                   <pic:blipFill>
-                    <a:blip r:embed="rId4">
+                    <a:blip r:embed="rId5">
                       <a:extLst>
                         <a:ext uri="{28A0092B-C50C-407E-A947-70E740481C1C}">
                           <a14:useLocalDpi xmlns:a14="http://schemas.microsoft.com/office/drawing/2010/main" val="0"/>
@@ -97,7 +142,7 @@
                     <pic:cNvPicPr/>
                   </pic:nvPicPr>
                   <pic:blipFill>
-                    <a:blip r:embed="rId5" cstate="print">
+                    <a:blip r:embed="rId6" cstate="print">
                       <a:extLst>
                         <a:ext uri="{28A0092B-C50C-407E-A947-70E740481C1C}">
                           <a14:useLocalDpi xmlns:a14="http://schemas.microsoft.com/office/drawing/2010/main" val="0"/>
